--- a/tests/corpus/word-rules/E-table-autofit-shares.docx
+++ b/tests/corpus/word-rules/E-table-autofit-shares.docx
@@ -375,6 +375,89 @@
           <w:p>
             <w:r>
               <w:t xml:space="preserve">Middle text r2</w:t>
+            </w:r>
+          </w:p>
+        </w:tc>
+      </w:tr>
+    </w:tbl>
+    <w:p/>
+    <w:p>
+      <w:r>
+        <w:t xml:space="preserve">Case 06: row 1: a cell spanning the first two of three columns, of 300 pt, and a cell of 50 pt; row 2: cells of 50, 100 and 50 pt</w:t>
+      </w:r>
+    </w:p>
+    <w:tbl>
+      <w:tblPr>
+        <w:tblW w:w="0" w:type="auto"/>
+        <w:tblBorders>
+          <w:top w:val="single" w:sz="4" w:space="0" w:color="000000"/>
+          <w:left w:val="single" w:sz="4" w:space="0" w:color="000000"/>
+          <w:bottom w:val="single" w:sz="4" w:space="0" w:color="000000"/>
+          <w:right w:val="single" w:sz="4" w:space="0" w:color="000000"/>
+          <w:insideH w:val="single" w:sz="4" w:space="0" w:color="000000"/>
+          <w:insideV w:val="single" w:sz="4" w:space="0" w:color="000000"/>
+        </w:tblBorders>
+        <w:tblCellMar>
+          <w:left w:w="108" w:type="dxa"/>
+          <w:right w:w="108" w:type="dxa"/>
+        </w:tblCellMar>
+      </w:tblPr>
+      <w:tblGrid>
+        <w:gridCol w:w="1000"/>
+        <w:gridCol w:w="2000"/>
+        <w:gridCol w:w="1000"/>
+      </w:tblGrid>
+      <w:tr>
+        <w:tc>
+          <w:tcPr>
+            <w:tcW w:w="6000" w:type="dxa"/>
+            <w:gridSpan w:val="2"/>
+          </w:tcPr>
+          <w:p>
+            <w:r>
+              <w:t xml:space="preserve">Spanning two</w:t>
+            </w:r>
+          </w:p>
+        </w:tc>
+        <w:tc>
+          <w:tcPr>
+            <w:tcW w:w="1000" w:type="dxa"/>
+          </w:tcPr>
+          <w:p>
+            <w:r>
+              <w:t xml:space="preserve">Third</w:t>
+            </w:r>
+          </w:p>
+        </w:tc>
+      </w:tr>
+      <w:tr>
+        <w:tc>
+          <w:tcPr>
+            <w:tcW w:w="1000" w:type="dxa"/>
+          </w:tcPr>
+          <w:p>
+            <w:r>
+              <w:t xml:space="preserve">Fifty</w:t>
+            </w:r>
+          </w:p>
+        </w:tc>
+        <w:tc>
+          <w:tcPr>
+            <w:tcW w:w="2000" w:type="dxa"/>
+          </w:tcPr>
+          <w:p>
+            <w:r>
+              <w:t xml:space="preserve">Hundred</w:t>
+            </w:r>
+          </w:p>
+        </w:tc>
+        <w:tc>
+          <w:tcPr>
+            <w:tcW w:w="1000" w:type="dxa"/>
+          </w:tcPr>
+          <w:p>
+            <w:r>
+              <w:t xml:space="preserve">Last</w:t>
             </w:r>
           </w:p>
         </w:tc>
